--- a/ADG/05장/5장_실습문제_정답.docx
+++ b/ADG/05장/5장_실습문제_정답.docx
@@ -34,7 +34,7 @@
           <w:b/>
           <w:sz w:val="21"/>
         </w:rPr>
-        <w:t>[하-01] 정답: ① 운영 중인 Primary 데이터베이스</w:t>
+        <w:t>[하-01] 정답: ② 운영 중인 Primary 데이터베이스</w:t>
       </w:r>
     </w:p>
     <w:p>
@@ -53,7 +53,7 @@
           <w:b/>
           <w:sz w:val="21"/>
         </w:rPr>
-        <w:t>[하-02] 정답: ① NOMOUNT</w:t>
+        <w:t>[하-02] 정답: ② NOMOUNT</w:t>
       </w:r>
     </w:p>
     <w:p>
@@ -72,7 +72,7 @@
           <w:b/>
           <w:sz w:val="21"/>
         </w:rPr>
-        <w:t>[하-03] 정답: ① RMAN-05500</w:t>
+        <w:t>[하-03] 정답: ② RMAN-05500</w:t>
       </w:r>
     </w:p>
     <w:p>
@@ -91,7 +91,7 @@
           <w:b/>
           <w:sz w:val="21"/>
         </w:rPr>
-        <w:t>[하-04] 정답: ① auxiliary가 NOMOUNT라 진행해도 좋다</w:t>
+        <w:t>[하-04] 정답: ② auxiliary가 NOMOUNT라 진행해도 좋다</w:t>
       </w:r>
     </w:p>
     <w:p>
@@ -129,7 +129,7 @@
           <w:b/>
           <w:sz w:val="21"/>
         </w:rPr>
-        <w:t>[하-06] 정답: ① chicago</w:t>
+        <w:t>[하-06] 정답: ③ chicago</w:t>
       </w:r>
     </w:p>
     <w:p>
@@ -148,7 +148,7 @@
           <w:b/>
           <w:sz w:val="21"/>
         </w:rPr>
-        <w:t>[하-07] 정답: ① boston</w:t>
+        <w:t>[하-07] 정답: ④ boston</w:t>
       </w:r>
     </w:p>
     <w:p>
@@ -167,7 +167,7 @@
           <w:b/>
           <w:sz w:val="21"/>
         </w:rPr>
-        <w:t>[하-08] 정답: ① Primary와 같다</w:t>
+        <w:t>[하-08] 정답: ④ Primary와 같다</w:t>
       </w:r>
     </w:p>
     <w:p>
@@ -205,7 +205,7 @@
           <w:b/>
           <w:sz w:val="21"/>
         </w:rPr>
-        <w:t>[하-10] 정답: ① 경로 문자열의 앞부분을 지정한 문자열로 바꾼다</w:t>
+        <w:t>[하-10] 정답: ② 경로 문자열의 앞부분을 지정한 문자열로 바꾼다</w:t>
       </w:r>
     </w:p>
     <w:p>
@@ -224,7 +224,7 @@
           <w:b/>
           <w:sz w:val="21"/>
         </w:rPr>
-        <w:t>[하-11] 정답: ① /u03/app/oracle/oradata/Boston/onlinelog/</w:t>
+        <w:t>[하-11] 정답: ③ /u03/app/oracle/oradata/Boston/onlinelog/</w:t>
       </w:r>
     </w:p>
     <w:p>
@@ -262,7 +262,7 @@
           <w:b/>
           <w:sz w:val="21"/>
         </w:rPr>
-        <w:t>[하-13] 정답: ① Primary의 spfile을 가져와 Standby용으로 고쳐 만든다</w:t>
+        <w:t>[하-13] 정답: ④ Primary의 spfile을 가져와 Standby용으로 고쳐 만든다</w:t>
       </w:r>
     </w:p>
     <w:p>
@@ -281,7 +281,7 @@
           <w:b/>
           <w:sz w:val="21"/>
         </w:rPr>
-        <w:t>[하-14] 정답: ① 복제 직후 MRP가 자동으로 기동된다</w:t>
+        <w:t>[하-14] 정답: ③ 복제 직후 MRP가 자동으로 기동된다</w:t>
       </w:r>
     </w:p>
     <w:p>
@@ -300,7 +300,7 @@
           <w:b/>
           <w:sz w:val="21"/>
         </w:rPr>
-        <w:t>[하-15] 정답: ① MOUNTED</w:t>
+        <w:t>[하-15] 정답: ② MOUNTED</w:t>
       </w:r>
     </w:p>
     <w:p>
@@ -319,7 +319,7 @@
           <w:b/>
           <w:sz w:val="21"/>
         </w:rPr>
-        <w:t>[하-16] 정답: ① READ ONLY WITH APPLY</w:t>
+        <w:t>[하-16] 정답: ② READ ONLY WITH APPLY</w:t>
       </w:r>
     </w:p>
     <w:p>
@@ -338,7 +338,7 @@
           <w:b/>
           <w:sz w:val="21"/>
         </w:rPr>
-        <w:t>[하-17] 정답: ① STANDBY</w:t>
+        <w:t>[하-17] 정답: ③ STANDBY</w:t>
       </w:r>
     </w:p>
     <w:p>
@@ -357,7 +357,7 @@
           <w:b/>
           <w:sz w:val="21"/>
         </w:rPr>
-        <w:t>[하-18] 정답: ① 11개</w:t>
+        <w:t>[하-18] 정답: ③ 11개</w:t>
       </w:r>
     </w:p>
     <w:p>
@@ -376,7 +376,7 @@
           <w:b/>
           <w:sz w:val="21"/>
         </w:rPr>
-        <w:t>[하-19] 정답: ① 종료 코드 rc=0</w:t>
+        <w:t>[하-19] 정답: ② 종료 코드 rc=0</w:t>
       </w:r>
     </w:p>
     <w:p>
@@ -422,7 +422,7 @@
           <w:b/>
           <w:sz w:val="21"/>
         </w:rPr>
-        <w:t>[중-01] 정답: ① RMAN-05538</w:t>
+        <w:t>[중-01] 정답: ③ RMAN-05538</w:t>
       </w:r>
     </w:p>
     <w:p>
@@ -441,7 +441,7 @@
           <w:b/>
           <w:sz w:val="21"/>
         </w:rPr>
-        <w:t>[중-02] 정답: ① 11회, 데이터 파일이 11개이기 때문</w:t>
+        <w:t>[중-02] 정답: ③ 11회, 데이터 파일이 11개이기 때문</w:t>
       </w:r>
     </w:p>
     <w:p>
@@ -460,7 +460,7 @@
           <w:b/>
           <w:sz w:val="21"/>
         </w:rPr>
-        <w:t>[중-03] 정답: ① 변환이 전혀 일어나지 않아 Primary 경로 그대로였다</w:t>
+        <w:t>[중-03] 정답: ③ 변환이 전혀 일어나지 않아 Primary 경로 그대로였다</w:t>
       </w:r>
     </w:p>
     <w:p>
@@ -479,7 +479,7 @@
           <w:b/>
           <w:sz w:val="21"/>
         </w:rPr>
-        <w:t>[중-04] 정답: ① 안전장치만 사라져 Primary 파일을 덮어쓸 위험이 생긴다</w:t>
+        <w:t>[중-04] 정답: ④ 안전장치만 사라져 Primary 파일을 덮어쓸 위험이 생긴다</w:t>
       </w:r>
     </w:p>
     <w:p>
@@ -498,7 +498,7 @@
           <w:b/>
           <w:sz w:val="21"/>
         </w:rPr>
-        <w:t>[중-05] 정답: ① 값 치환이 db_name까지 boston으로 바꿔 버리기 때문</w:t>
+        <w:t>[중-05] 정답: ④ 값 치환이 db_name까지 boston으로 바꿔 버리기 때문</w:t>
       </w:r>
     </w:p>
     <w:p>
@@ -536,7 +536,7 @@
           <w:b/>
           <w:sz w:val="21"/>
         </w:rPr>
-        <w:t>[중-07] 정답: ① Standby</w:t>
+        <w:t>[중-07] 정답: ③ Standby</w:t>
       </w:r>
     </w:p>
     <w:p>
@@ -555,7 +555,7 @@
           <w:b/>
           <w:sz w:val="21"/>
         </w:rPr>
-        <w:t>[중-08] 정답: ① 로그에서 바로 앞의 input datafile 줄을 본다</w:t>
+        <w:t>[중-08] 정답: ② 로그에서 바로 앞의 input datafile 줄을 본다</w:t>
       </w:r>
     </w:p>
     <w:p>
@@ -574,7 +574,7 @@
           <w:b/>
           <w:sz w:val="21"/>
         </w:rPr>
-        <w:t>[중-09] 정답: ① 6번만 하위 디렉터리(pdbseed) 아래에 있었기 때문</w:t>
+        <w:t>[중-09] 정답: ② 6번만 하위 디렉터리(pdbseed) 아래에 있었기 때문</w:t>
       </w:r>
     </w:p>
     <w:p>
@@ -593,7 +593,7 @@
           <w:b/>
           <w:sz w:val="21"/>
         </w:rPr>
-        <w:t>[중-10] 정답: ① 0개</w:t>
+        <w:t>[중-10] 정답: ② 0개</w:t>
       </w:r>
     </w:p>
     <w:p>
@@ -612,7 +612,7 @@
           <w:b/>
           <w:sz w:val="21"/>
         </w:rPr>
-        <w:t>[중-11] 정답: ① 418줄, 413번째 줄에 Finished Duplicate Db</w:t>
+        <w:t>[중-11] 정답: ② 418줄, 413번째 줄에 Finished Duplicate Db</w:t>
       </w:r>
     </w:p>
     <w:p>
@@ -631,7 +631,7 @@
           <w:b/>
           <w:sz w:val="21"/>
         </w:rPr>
-        <w:t>[중-12] 정답: ① 채널 두 개가 병렬로 처리하기 때문</w:t>
+        <w:t>[중-12] 정답: ③ 채널 두 개가 병렬로 처리하기 때문</w:t>
       </w:r>
     </w:p>
     <w:p>
@@ -650,7 +650,7 @@
           <w:b/>
           <w:sz w:val="21"/>
         </w:rPr>
-        <w:t>[중-13] 정답: ① 약 356MB 대 약 3GB</w:t>
+        <w:t>[중-13] 정답: ④ 약 356MB 대 약 3GB</w:t>
       </w:r>
     </w:p>
     <w:p>
@@ -669,7 +669,7 @@
           <w:b/>
           <w:sz w:val="21"/>
         </w:rPr>
-        <w:t>[중-14] 정답: ① ORA-32002, 이미 spfile로 기동 중이라 필요 없다</w:t>
+        <w:t>[중-14] 정답: ④ ORA-32002, 이미 spfile로 기동 중이라 필요 없다</w:t>
       </w:r>
     </w:p>
     <w:p>
@@ -688,7 +688,7 @@
           <w:b/>
           <w:sz w:val="21"/>
         </w:rPr>
-        <w:t>[중-15] 정답: ① 정상 알림이며 종료는 정상 수행된다</w:t>
+        <w:t>[중-15] 정답: ④ 정상 알림이며 종료는 정상 수행된다</w:t>
       </w:r>
     </w:p>
     <w:p>
@@ -707,7 +707,7 @@
           <w:b/>
           <w:sz w:val="21"/>
         </w:rPr>
-        <w:t>[중-16] 정답: ① 자동으로 열리지 않아 따로 열어야 한다</w:t>
+        <w:t>[중-16] 정답: ④ 자동으로 열리지 않아 따로 열어야 한다</w:t>
       </w:r>
     </w:p>
     <w:p>
@@ -726,7 +726,7 @@
           <w:b/>
           <w:sz w:val="21"/>
         </w:rPr>
-        <w:t>[중-17] 정답: ① 적용할 리두를 기다리는 중과 지금 적용 중의 차이</w:t>
+        <w:t>[중-17] 정답: ④ 적용할 리두를 기다리는 중과 지금 적용 중의 차이</w:t>
       </w:r>
     </w:p>
     <w:p>
@@ -783,7 +783,7 @@
           <w:b/>
           <w:sz w:val="21"/>
         </w:rPr>
-        <w:t>[중-20] 정답: ① 명령을 실행한 쪽의 $ORACLE_HOME/dbs</w:t>
+        <w:t>[중-20] 정답: ④ 명령을 실행한 쪽의 $ORACLE_HOME/dbs</w:t>
       </w:r>
     </w:p>
     <w:p>
@@ -810,7 +810,7 @@
           <w:b/>
           <w:sz w:val="21"/>
         </w:rPr>
-        <w:t>[상-01] 정답: ① convert를 주지 않아 RMAN이 스스로 규칙을 만들었고 결과적으로 변환이 이뤄지지 않았다</w:t>
+        <w:t>[상-01] 정답: ② convert를 주지 않아 RMAN이 스스로 규칙을 만들었고 결과적으로 변환이 이뤄지지 않았다</w:t>
       </w:r>
     </w:p>
     <w:p>
@@ -829,7 +829,7 @@
           <w:b/>
           <w:sz w:val="21"/>
         </w:rPr>
-        <w:t>[상-02] 정답: ① 첫 번째는 전송 전에 막혔고 두 번째는 전송 도중 막혀 일부 파일이 남는다</w:t>
+        <w:t>[상-02] 정답: ③ 첫 번째는 전송 전에 막혔고 두 번째는 전송 도중 막혀 일부 파일이 남는다</w:t>
       </w:r>
     </w:p>
     <w:p>
@@ -886,7 +886,7 @@
           <w:b/>
           <w:sz w:val="21"/>
         </w:rPr>
-        <w:t>[상-05] 정답: ① DORECOVER가 두 개의 아카이브를 적용한 뒤 정리했기 때문</w:t>
+        <w:t>[상-05] 정답: ③ DORECOVER가 두 개의 아카이브를 적용한 뒤 정리했기 때문</w:t>
       </w:r>
     </w:p>
     <w:p>
@@ -905,7 +905,7 @@
           <w:b/>
           <w:sz w:val="21"/>
         </w:rPr>
-        <w:t>[상-06] 정답: ① SPFILE 절이 파라미터 대부분을 자동으로 채워 준다</w:t>
+        <w:t>[상-06] 정답: ④ SPFILE 절이 파라미터 대부분을 자동으로 채워 준다</w:t>
       </w:r>
     </w:p>
     <w:p>
@@ -924,7 +924,7 @@
           <w:b/>
           <w:sz w:val="21"/>
         </w:rPr>
-        <w:t>[상-07] 정답: ① 오류 없이 성공하고 그 이름의 파일이 dbs 아래 생긴다</w:t>
+        <w:t>[상-07] 정답: ③ 오류 없이 성공하고 그 이름의 파일이 dbs 아래 생긴다</w:t>
       </w:r>
     </w:p>
     <w:p>

--- a/ADG/05장/5장_실습문제_정답.docx
+++ b/ADG/05장/5장_실습문제_정답.docx
@@ -564,7 +564,21 @@
           <w:rFonts w:ascii="맑은 고딕" w:hAnsi="맑은 고딕" w:eastAsia="맑은 고딕"/>
           <w:sz w:val="21"/>
         </w:rPr>
-        <w:t>해설: 실측에서 287번 줄의 오류 바로 앞 286번 줄이 `input datafile file number=00006 name=/u03/app/oracle/oradata/Chicago/pdbseed/sysaux01.dbf`였다. 로그를 파일로 남겨야 하는 이유가 여기 있다.</w:t>
+        <w:t xml:space="preserve">해설: 실측에서 287번 줄의 오류 바로 앞 286번 줄이 </w:t>
+      </w:r>
+      <w:r>
+        <w:rPr>
+          <w:rFonts w:ascii="Consolas" w:hAnsi="Consolas" w:eastAsia="맑은 고딕"/>
+          <w:sz w:val="21"/>
+        </w:rPr>
+        <w:t xml:space="preserve">input datafile file number=00006 name=/u03/app/oracle/oradata/Chicago/pdbseed/sysaux01.dbf</w:t>
+      </w:r>
+      <w:r>
+        <w:rPr>
+          <w:rFonts w:ascii="맑은 고딕" w:hAnsi="맑은 고딕" w:eastAsia="맑은 고딕"/>
+          <w:sz w:val="21"/>
+        </w:rPr>
+        <w:t xml:space="preserve">였다. 로그를 파일로 남겨야 하는 이유가 여기 있다.</w:t>
       </w:r>
     </w:p>
     <w:p>
@@ -602,7 +616,21 @@
           <w:rFonts w:ascii="맑은 고딕" w:hAnsi="맑은 고딕" w:eastAsia="맑은 고딕"/>
           <w:sz w:val="21"/>
         </w:rPr>
-        <w:t>해설: `grep -cE 'RMAN-|ORA-'` 결과가 0이었다. 실패한 실행에서는 같은 grep이 여러 줄을 뱉는다.</w:t>
+        <w:t xml:space="preserve">해설: </w:t>
+      </w:r>
+      <w:r>
+        <w:rPr>
+          <w:rFonts w:ascii="Consolas" w:hAnsi="Consolas" w:eastAsia="맑은 고딕"/>
+          <w:sz w:val="21"/>
+        </w:rPr>
+        <w:t xml:space="preserve">grep -cE 'RMAN-|ORA-'</w:t>
+      </w:r>
+      <w:r>
+        <w:rPr>
+          <w:rFonts w:ascii="맑은 고딕" w:hAnsi="맑은 고딕" w:eastAsia="맑은 고딕"/>
+          <w:sz w:val="21"/>
+        </w:rPr>
+        <w:t xml:space="preserve"> 결과가 0이었다. 실패한 실행에서는 같은 grep이 여러 줄을 뱉는다.</w:t>
       </w:r>
     </w:p>
     <w:p>
@@ -716,7 +744,21 @@
           <w:rFonts w:ascii="맑은 고딕" w:hAnsi="맑은 고딕" w:eastAsia="맑은 고딕"/>
           <w:sz w:val="21"/>
         </w:rPr>
-        <w:t>해설: `ALTER PLUGGABLE DATABASE chicago_pdb1 OPEN READ ONLY`가 필요하다. 설치 가이드에 이 줄이 없어 ADG 실습이 막히는 원인이 된다.</w:t>
+        <w:t xml:space="preserve">해설: </w:t>
+      </w:r>
+      <w:r>
+        <w:rPr>
+          <w:rFonts w:ascii="Consolas" w:hAnsi="Consolas" w:eastAsia="맑은 고딕"/>
+          <w:sz w:val="21"/>
+        </w:rPr>
+        <w:t xml:space="preserve">ALTER PLUGGABLE DATABASE chicago_pdb1 OPEN READ ONLY</w:t>
+      </w:r>
+      <w:r>
+        <w:rPr>
+          <w:rFonts w:ascii="맑은 고딕" w:hAnsi="맑은 고딕" w:eastAsia="맑은 고딕"/>
+          <w:sz w:val="21"/>
+        </w:rPr>
+        <w:t xml:space="preserve">가 필요하다. 설치 가이드에 이 줄이 없어 ADG 실습이 막히는 원인이 된다.</w:t>
       </w:r>
     </w:p>
     <w:p>
@@ -994,6 +1036,8 @@
       </w:r>
     </w:p>
     <w:sectPr>
+      <w:headerReference w:type="default" r:id="rId9"/>
+      <w:footerReference w:type="default" r:id="rId10"/>
       <w:pgSz w:w="12240" w:h="15840"/>
       <w:pgMar w:top="1440" w:right="1800" w:bottom="1440" w:left="1800" w:header="720" w:footer="720" w:gutter="0"/>
       <w:cols w:space="720"/>
@@ -1001,6 +1045,26 @@
     </w:sectPr>
   </w:body>
 </w:document>
+</file>
+
+<file path=word/footer1.xml><?xml version="1.0" encoding="utf-8"?>
+<w:ftr xmlns:m="http://schemas.openxmlformats.org/officeDocument/2006/math" xmlns:mc="http://schemas.openxmlformats.org/markup-compatibility/2006" xmlns:mo="http://schemas.microsoft.com/office/mac/office/2008/main" xmlns:mv="urn:schemas-microsoft-com:mac:vml" xmlns:o="urn:schemas-microsoft-com:office:office" xmlns:r="http://schemas.openxmlformats.org/officeDocument/2006/relationships" xmlns:v="urn:schemas-microsoft-com:vml" xmlns:w10="urn:schemas-microsoft-com:office:word" xmlns:w14="http://schemas.microsoft.com/office/word/2010/wordml" xmlns:w="http://schemas.openxmlformats.org/wordprocessingml/2006/main" xmlns:wne="http://schemas.microsoft.com/office/word/2006/wordml" xmlns:wp14="http://schemas.microsoft.com/office/word/2010/wordprocessingDrawing" xmlns:wp="http://schemas.openxmlformats.org/drawingml/2006/wordprocessingDrawing" xmlns:wpc="http://schemas.microsoft.com/office/word/2010/wordprocessingCanvas" xmlns:wpg="http://schemas.microsoft.com/office/word/2010/wordprocessingGroup" xmlns:wpi="http://schemas.microsoft.com/office/word/2010/wordprocessingInk" xmlns:wps="http://schemas.microsoft.com/office/word/2010/wordprocessingShape" mc:Ignorable="w14 wp14">
+  <w:p>
+    <w:pPr>
+      <w:pStyle w:val="Footer"/>
+    </w:pPr>
+  </w:p>
+</w:ftr>
+</file>
+
+<file path=word/header1.xml><?xml version="1.0" encoding="utf-8"?>
+<w:hdr xmlns:m="http://schemas.openxmlformats.org/officeDocument/2006/math" xmlns:mc="http://schemas.openxmlformats.org/markup-compatibility/2006" xmlns:mo="http://schemas.microsoft.com/office/mac/office/2008/main" xmlns:mv="urn:schemas-microsoft-com:mac:vml" xmlns:o="urn:schemas-microsoft-com:office:office" xmlns:r="http://schemas.openxmlformats.org/officeDocument/2006/relationships" xmlns:v="urn:schemas-microsoft-com:vml" xmlns:w10="urn:schemas-microsoft-com:office:word" xmlns:w14="http://schemas.microsoft.com/office/word/2010/wordml" xmlns:w="http://schemas.openxmlformats.org/wordprocessingml/2006/main" xmlns:wne="http://schemas.microsoft.com/office/word/2006/wordml" xmlns:wp14="http://schemas.microsoft.com/office/word/2010/wordprocessingDrawing" xmlns:wp="http://schemas.openxmlformats.org/drawingml/2006/wordprocessingDrawing" xmlns:wpc="http://schemas.microsoft.com/office/word/2010/wordprocessingCanvas" xmlns:wpg="http://schemas.microsoft.com/office/word/2010/wordprocessingGroup" xmlns:wpi="http://schemas.microsoft.com/office/word/2010/wordprocessingInk" xmlns:wps="http://schemas.microsoft.com/office/word/2010/wordprocessingShape" mc:Ignorable="w14 wp14">
+  <w:p>
+    <w:pPr>
+      <w:pStyle w:val="Header"/>
+    </w:pPr>
+  </w:p>
+</w:hdr>
 </file>
 
 <file path=word/numbering.xml><?xml version="1.0" encoding="utf-8"?>

--- a/ADG/05장/5장_실습문제_정답.docx
+++ b/ADG/05장/5장_실습문제_정답.docx
@@ -34,7 +34,7 @@
           <w:b/>
           <w:sz w:val="21"/>
         </w:rPr>
-        <w:t>[하-01] 정답: ① 운영 중인 Primary 데이터베이스</w:t>
+        <w:t>[하-01] 정답: ② 운영 중인 Primary 데이터베이스</w:t>
       </w:r>
     </w:p>
     <w:p>
@@ -53,7 +53,7 @@
           <w:b/>
           <w:sz w:val="21"/>
         </w:rPr>
-        <w:t>[하-02] 정답: ① NOMOUNT</w:t>
+        <w:t>[하-02] 정답: ② NOMOUNT</w:t>
       </w:r>
     </w:p>
     <w:p>
@@ -72,7 +72,7 @@
           <w:b/>
           <w:sz w:val="21"/>
         </w:rPr>
-        <w:t>[하-03] 정답: ① RMAN-05500</w:t>
+        <w:t>[하-03] 정답: ② RMAN-05500</w:t>
       </w:r>
     </w:p>
     <w:p>
@@ -91,7 +91,7 @@
           <w:b/>
           <w:sz w:val="21"/>
         </w:rPr>
-        <w:t>[하-04] 정답: ① auxiliary가 NOMOUNT라 진행해도 좋다</w:t>
+        <w:t>[하-04] 정답: ② auxiliary가 NOMOUNT라 진행해도 좋다</w:t>
       </w:r>
     </w:p>
     <w:p>
@@ -129,7 +129,7 @@
           <w:b/>
           <w:sz w:val="21"/>
         </w:rPr>
-        <w:t>[하-06] 정답: ① chicago</w:t>
+        <w:t>[하-06] 정답: ③ chicago</w:t>
       </w:r>
     </w:p>
     <w:p>
@@ -148,7 +148,7 @@
           <w:b/>
           <w:sz w:val="21"/>
         </w:rPr>
-        <w:t>[하-07] 정답: ① boston</w:t>
+        <w:t>[하-07] 정답: ④ boston</w:t>
       </w:r>
     </w:p>
     <w:p>
@@ -167,7 +167,7 @@
           <w:b/>
           <w:sz w:val="21"/>
         </w:rPr>
-        <w:t>[하-08] 정답: ① Primary와 같다</w:t>
+        <w:t>[하-08] 정답: ④ Primary와 같다</w:t>
       </w:r>
     </w:p>
     <w:p>
@@ -205,7 +205,7 @@
           <w:b/>
           <w:sz w:val="21"/>
         </w:rPr>
-        <w:t>[하-10] 정답: ① 경로 문자열의 앞부분을 지정한 문자열로 바꾼다</w:t>
+        <w:t>[하-10] 정답: ② 경로 문자열의 앞부분을 지정한 문자열로 바꾼다</w:t>
       </w:r>
     </w:p>
     <w:p>
@@ -224,7 +224,7 @@
           <w:b/>
           <w:sz w:val="21"/>
         </w:rPr>
-        <w:t>[하-11] 정답: ① /u03/app/oracle/oradata/Boston/onlinelog/</w:t>
+        <w:t>[하-11] 정답: ③ /u03/app/oracle/oradata/Boston/onlinelog/</w:t>
       </w:r>
     </w:p>
     <w:p>
@@ -262,7 +262,7 @@
           <w:b/>
           <w:sz w:val="21"/>
         </w:rPr>
-        <w:t>[하-13] 정답: ① Primary의 spfile을 가져와 Standby용으로 고쳐 만든다</w:t>
+        <w:t>[하-13] 정답: ④ Primary의 spfile을 가져와 Standby용으로 고쳐 만든다</w:t>
       </w:r>
     </w:p>
     <w:p>
@@ -281,7 +281,7 @@
           <w:b/>
           <w:sz w:val="21"/>
         </w:rPr>
-        <w:t>[하-14] 정답: ① 복제 직후 MRP가 자동으로 기동된다</w:t>
+        <w:t>[하-14] 정답: ③ 복제 직후 MRP가 자동으로 기동된다</w:t>
       </w:r>
     </w:p>
     <w:p>
@@ -300,7 +300,7 @@
           <w:b/>
           <w:sz w:val="21"/>
         </w:rPr>
-        <w:t>[하-15] 정답: ① MOUNTED</w:t>
+        <w:t>[하-15] 정답: ② MOUNTED</w:t>
       </w:r>
     </w:p>
     <w:p>
@@ -319,7 +319,7 @@
           <w:b/>
           <w:sz w:val="21"/>
         </w:rPr>
-        <w:t>[하-16] 정답: ① READ ONLY WITH APPLY</w:t>
+        <w:t>[하-16] 정답: ② READ ONLY WITH APPLY</w:t>
       </w:r>
     </w:p>
     <w:p>
@@ -338,7 +338,7 @@
           <w:b/>
           <w:sz w:val="21"/>
         </w:rPr>
-        <w:t>[하-17] 정답: ① STANDBY</w:t>
+        <w:t>[하-17] 정답: ③ STANDBY</w:t>
       </w:r>
     </w:p>
     <w:p>
@@ -357,7 +357,7 @@
           <w:b/>
           <w:sz w:val="21"/>
         </w:rPr>
-        <w:t>[하-18] 정답: ① 11개</w:t>
+        <w:t>[하-18] 정답: ③ 11개</w:t>
       </w:r>
     </w:p>
     <w:p>
@@ -376,7 +376,7 @@
           <w:b/>
           <w:sz w:val="21"/>
         </w:rPr>
-        <w:t>[하-19] 정답: ① 종료 코드 rc=0</w:t>
+        <w:t>[하-19] 정답: ② 종료 코드 rc=0</w:t>
       </w:r>
     </w:p>
     <w:p>
@@ -422,7 +422,7 @@
           <w:b/>
           <w:sz w:val="21"/>
         </w:rPr>
-        <w:t>[중-01] 정답: ① RMAN-05538</w:t>
+        <w:t>[중-01] 정답: ③ RMAN-05538</w:t>
       </w:r>
     </w:p>
     <w:p>
@@ -441,7 +441,7 @@
           <w:b/>
           <w:sz w:val="21"/>
         </w:rPr>
-        <w:t>[중-02] 정답: ① 11회, 데이터 파일이 11개이기 때문</w:t>
+        <w:t>[중-02] 정답: ③ 11회, 데이터 파일이 11개이기 때문</w:t>
       </w:r>
     </w:p>
     <w:p>
@@ -460,7 +460,7 @@
           <w:b/>
           <w:sz w:val="21"/>
         </w:rPr>
-        <w:t>[중-03] 정답: ① 변환이 전혀 일어나지 않아 Primary 경로 그대로였다</w:t>
+        <w:t>[중-03] 정답: ③ 변환이 전혀 일어나지 않아 Primary 경로 그대로였다</w:t>
       </w:r>
     </w:p>
     <w:p>
@@ -479,7 +479,7 @@
           <w:b/>
           <w:sz w:val="21"/>
         </w:rPr>
-        <w:t>[중-04] 정답: ① 안전장치만 사라져 Primary 파일을 덮어쓸 위험이 생긴다</w:t>
+        <w:t>[중-04] 정답: ④ 안전장치만 사라져 Primary 파일을 덮어쓸 위험이 생긴다</w:t>
       </w:r>
     </w:p>
     <w:p>
@@ -498,7 +498,7 @@
           <w:b/>
           <w:sz w:val="21"/>
         </w:rPr>
-        <w:t>[중-05] 정답: ① 값 치환이 db_name까지 boston으로 바꿔 버리기 때문</w:t>
+        <w:t>[중-05] 정답: ④ 값 치환이 db_name까지 boston으로 바꿔 버리기 때문</w:t>
       </w:r>
     </w:p>
     <w:p>
@@ -536,7 +536,7 @@
           <w:b/>
           <w:sz w:val="21"/>
         </w:rPr>
-        <w:t>[중-07] 정답: ① Standby</w:t>
+        <w:t>[중-07] 정답: ③ Standby</w:t>
       </w:r>
     </w:p>
     <w:p>
@@ -555,7 +555,7 @@
           <w:b/>
           <w:sz w:val="21"/>
         </w:rPr>
-        <w:t>[중-08] 정답: ① 로그에서 바로 앞의 input datafile 줄을 본다</w:t>
+        <w:t>[중-08] 정답: ② 로그에서 바로 앞의 input datafile 줄을 본다</w:t>
       </w:r>
     </w:p>
     <w:p>
@@ -564,7 +564,21 @@
           <w:rFonts w:ascii="맑은 고딕" w:hAnsi="맑은 고딕" w:eastAsia="맑은 고딕"/>
           <w:sz w:val="21"/>
         </w:rPr>
-        <w:t>해설: 실측에서 287번 줄의 오류 바로 앞 286번 줄이 `input datafile file number=00006 name=/u03/app/oracle/oradata/Chicago/pdbseed/sysaux01.dbf`였다. 로그를 파일로 남겨야 하는 이유가 여기 있다.</w:t>
+        <w:t xml:space="preserve">해설: 실측에서 287번 줄의 오류 바로 앞 286번 줄이 </w:t>
+      </w:r>
+      <w:r>
+        <w:rPr>
+          <w:rFonts w:ascii="Consolas" w:hAnsi="Consolas" w:eastAsia="맑은 고딕"/>
+          <w:sz w:val="21"/>
+        </w:rPr>
+        <w:t xml:space="preserve">input datafile file number=00006 name=/u03/app/oracle/oradata/Chicago/pdbseed/sysaux01.dbf</w:t>
+      </w:r>
+      <w:r>
+        <w:rPr>
+          <w:rFonts w:ascii="맑은 고딕" w:hAnsi="맑은 고딕" w:eastAsia="맑은 고딕"/>
+          <w:sz w:val="21"/>
+        </w:rPr>
+        <w:t xml:space="preserve">였다. 로그를 파일로 남겨야 하는 이유가 여기 있다.</w:t>
       </w:r>
     </w:p>
     <w:p>
@@ -574,7 +588,7 @@
           <w:b/>
           <w:sz w:val="21"/>
         </w:rPr>
-        <w:t>[중-09] 정답: ① 6번만 하위 디렉터리(pdbseed) 아래에 있었기 때문</w:t>
+        <w:t>[중-09] 정답: ② 6번만 하위 디렉터리(pdbseed) 아래에 있었기 때문</w:t>
       </w:r>
     </w:p>
     <w:p>
@@ -593,7 +607,7 @@
           <w:b/>
           <w:sz w:val="21"/>
         </w:rPr>
-        <w:t>[중-10] 정답: ① 0개</w:t>
+        <w:t>[중-10] 정답: ② 0개</w:t>
       </w:r>
     </w:p>
     <w:p>
@@ -602,7 +616,21 @@
           <w:rFonts w:ascii="맑은 고딕" w:hAnsi="맑은 고딕" w:eastAsia="맑은 고딕"/>
           <w:sz w:val="21"/>
         </w:rPr>
-        <w:t>해설: `grep -cE 'RMAN-|ORA-'` 결과가 0이었다. 실패한 실행에서는 같은 grep이 여러 줄을 뱉는다.</w:t>
+        <w:t xml:space="preserve">해설: </w:t>
+      </w:r>
+      <w:r>
+        <w:rPr>
+          <w:rFonts w:ascii="Consolas" w:hAnsi="Consolas" w:eastAsia="맑은 고딕"/>
+          <w:sz w:val="21"/>
+        </w:rPr>
+        <w:t xml:space="preserve">grep -cE 'RMAN-|ORA-'</w:t>
+      </w:r>
+      <w:r>
+        <w:rPr>
+          <w:rFonts w:ascii="맑은 고딕" w:hAnsi="맑은 고딕" w:eastAsia="맑은 고딕"/>
+          <w:sz w:val="21"/>
+        </w:rPr>
+        <w:t xml:space="preserve"> 결과가 0이었다. 실패한 실행에서는 같은 grep이 여러 줄을 뱉는다.</w:t>
       </w:r>
     </w:p>
     <w:p>
@@ -612,7 +640,7 @@
           <w:b/>
           <w:sz w:val="21"/>
         </w:rPr>
-        <w:t>[중-11] 정답: ① 418줄, 413번째 줄에 Finished Duplicate Db</w:t>
+        <w:t>[중-11] 정답: ② 418줄, 413번째 줄에 Finished Duplicate Db</w:t>
       </w:r>
     </w:p>
     <w:p>
@@ -631,7 +659,7 @@
           <w:b/>
           <w:sz w:val="21"/>
         </w:rPr>
-        <w:t>[중-12] 정답: ① 채널 두 개가 병렬로 처리하기 때문</w:t>
+        <w:t>[중-12] 정답: ③ 채널 두 개가 병렬로 처리하기 때문</w:t>
       </w:r>
     </w:p>
     <w:p>
@@ -650,7 +678,7 @@
           <w:b/>
           <w:sz w:val="21"/>
         </w:rPr>
-        <w:t>[중-13] 정답: ① 약 356MB 대 약 3GB</w:t>
+        <w:t>[중-13] 정답: ④ 약 356MB 대 약 3GB</w:t>
       </w:r>
     </w:p>
     <w:p>
@@ -669,7 +697,7 @@
           <w:b/>
           <w:sz w:val="21"/>
         </w:rPr>
-        <w:t>[중-14] 정답: ① ORA-32002, 이미 spfile로 기동 중이라 필요 없다</w:t>
+        <w:t>[중-14] 정답: ④ ORA-32002, 이미 spfile로 기동 중이라 필요 없다</w:t>
       </w:r>
     </w:p>
     <w:p>
@@ -688,7 +716,7 @@
           <w:b/>
           <w:sz w:val="21"/>
         </w:rPr>
-        <w:t>[중-15] 정답: ① 정상 알림이며 종료는 정상 수행된다</w:t>
+        <w:t>[중-15] 정답: ④ 정상 알림이며 종료는 정상 수행된다</w:t>
       </w:r>
     </w:p>
     <w:p>
@@ -707,7 +735,7 @@
           <w:b/>
           <w:sz w:val="21"/>
         </w:rPr>
-        <w:t>[중-16] 정답: ① 자동으로 열리지 않아 따로 열어야 한다</w:t>
+        <w:t>[중-16] 정답: ④ 자동으로 열리지 않아 따로 열어야 한다</w:t>
       </w:r>
     </w:p>
     <w:p>
@@ -716,7 +744,21 @@
           <w:rFonts w:ascii="맑은 고딕" w:hAnsi="맑은 고딕" w:eastAsia="맑은 고딕"/>
           <w:sz w:val="21"/>
         </w:rPr>
-        <w:t>해설: `ALTER PLUGGABLE DATABASE chicago_pdb1 OPEN READ ONLY`가 필요하다. 설치 가이드에 이 줄이 없어 ADG 실습이 막히는 원인이 된다.</w:t>
+        <w:t xml:space="preserve">해설: </w:t>
+      </w:r>
+      <w:r>
+        <w:rPr>
+          <w:rFonts w:ascii="Consolas" w:hAnsi="Consolas" w:eastAsia="맑은 고딕"/>
+          <w:sz w:val="21"/>
+        </w:rPr>
+        <w:t xml:space="preserve">ALTER PLUGGABLE DATABASE chicago_pdb1 OPEN READ ONLY</w:t>
+      </w:r>
+      <w:r>
+        <w:rPr>
+          <w:rFonts w:ascii="맑은 고딕" w:hAnsi="맑은 고딕" w:eastAsia="맑은 고딕"/>
+          <w:sz w:val="21"/>
+        </w:rPr>
+        <w:t xml:space="preserve">가 필요하다. 설치 가이드에 이 줄이 없어 ADG 실습이 막히는 원인이 된다.</w:t>
       </w:r>
     </w:p>
     <w:p>
@@ -726,7 +768,7 @@
           <w:b/>
           <w:sz w:val="21"/>
         </w:rPr>
-        <w:t>[중-17] 정답: ① 적용할 리두를 기다리는 중과 지금 적용 중의 차이</w:t>
+        <w:t>[중-17] 정답: ④ 적용할 리두를 기다리는 중과 지금 적용 중의 차이</w:t>
       </w:r>
     </w:p>
     <w:p>
@@ -783,7 +825,7 @@
           <w:b/>
           <w:sz w:val="21"/>
         </w:rPr>
-        <w:t>[중-20] 정답: ① 명령을 실행한 쪽의 $ORACLE_HOME/dbs</w:t>
+        <w:t>[중-20] 정답: ④ 명령을 실행한 쪽의 $ORACLE_HOME/dbs</w:t>
       </w:r>
     </w:p>
     <w:p>
@@ -810,7 +852,7 @@
           <w:b/>
           <w:sz w:val="21"/>
         </w:rPr>
-        <w:t>[상-01] 정답: ① convert를 주지 않아 RMAN이 스스로 규칙을 만들었고 결과적으로 변환이 이뤄지지 않았다</w:t>
+        <w:t>[상-01] 정답: ② convert를 주지 않아 RMAN이 스스로 규칙을 만들었고 결과적으로 변환이 이뤄지지 않았다</w:t>
       </w:r>
     </w:p>
     <w:p>
@@ -829,7 +871,7 @@
           <w:b/>
           <w:sz w:val="21"/>
         </w:rPr>
-        <w:t>[상-02] 정답: ① 첫 번째는 전송 전에 막혔고 두 번째는 전송 도중 막혀 일부 파일이 남는다</w:t>
+        <w:t>[상-02] 정답: ③ 첫 번째는 전송 전에 막혔고 두 번째는 전송 도중 막혀 일부 파일이 남는다</w:t>
       </w:r>
     </w:p>
     <w:p>
@@ -886,7 +928,7 @@
           <w:b/>
           <w:sz w:val="21"/>
         </w:rPr>
-        <w:t>[상-05] 정답: ① DORECOVER가 두 개의 아카이브를 적용한 뒤 정리했기 때문</w:t>
+        <w:t>[상-05] 정답: ③ DORECOVER가 두 개의 아카이브를 적용한 뒤 정리했기 때문</w:t>
       </w:r>
     </w:p>
     <w:p>
@@ -905,7 +947,7 @@
           <w:b/>
           <w:sz w:val="21"/>
         </w:rPr>
-        <w:t>[상-06] 정답: ① SPFILE 절이 파라미터 대부분을 자동으로 채워 준다</w:t>
+        <w:t>[상-06] 정답: ④ SPFILE 절이 파라미터 대부분을 자동으로 채워 준다</w:t>
       </w:r>
     </w:p>
     <w:p>
@@ -924,7 +966,7 @@
           <w:b/>
           <w:sz w:val="21"/>
         </w:rPr>
-        <w:t>[상-07] 정답: ① 오류 없이 성공하고 그 이름의 파일이 dbs 아래 생긴다</w:t>
+        <w:t>[상-07] 정답: ③ 오류 없이 성공하고 그 이름의 파일이 dbs 아래 생긴다</w:t>
       </w:r>
     </w:p>
     <w:p>
@@ -994,6 +1036,8 @@
       </w:r>
     </w:p>
     <w:sectPr>
+      <w:headerReference w:type="default" r:id="rId9"/>
+      <w:footerReference w:type="default" r:id="rId10"/>
       <w:pgSz w:w="12240" w:h="15840"/>
       <w:pgMar w:top="1440" w:right="1800" w:bottom="1440" w:left="1800" w:header="720" w:footer="720" w:gutter="0"/>
       <w:cols w:space="720"/>
@@ -1001,6 +1045,26 @@
     </w:sectPr>
   </w:body>
 </w:document>
+</file>
+
+<file path=word/footer1.xml><?xml version="1.0" encoding="utf-8"?>
+<w:ftr xmlns:m="http://schemas.openxmlformats.org/officeDocument/2006/math" xmlns:mc="http://schemas.openxmlformats.org/markup-compatibility/2006" xmlns:mo="http://schemas.microsoft.com/office/mac/office/2008/main" xmlns:mv="urn:schemas-microsoft-com:mac:vml" xmlns:o="urn:schemas-microsoft-com:office:office" xmlns:r="http://schemas.openxmlformats.org/officeDocument/2006/relationships" xmlns:v="urn:schemas-microsoft-com:vml" xmlns:w10="urn:schemas-microsoft-com:office:word" xmlns:w14="http://schemas.microsoft.com/office/word/2010/wordml" xmlns:w="http://schemas.openxmlformats.org/wordprocessingml/2006/main" xmlns:wne="http://schemas.microsoft.com/office/word/2006/wordml" xmlns:wp14="http://schemas.microsoft.com/office/word/2010/wordprocessingDrawing" xmlns:wp="http://schemas.openxmlformats.org/drawingml/2006/wordprocessingDrawing" xmlns:wpc="http://schemas.microsoft.com/office/word/2010/wordprocessingCanvas" xmlns:wpg="http://schemas.microsoft.com/office/word/2010/wordprocessingGroup" xmlns:wpi="http://schemas.microsoft.com/office/word/2010/wordprocessingInk" xmlns:wps="http://schemas.microsoft.com/office/word/2010/wordprocessingShape" mc:Ignorable="w14 wp14">
+  <w:p>
+    <w:pPr>
+      <w:pStyle w:val="Footer"/>
+    </w:pPr>
+  </w:p>
+</w:ftr>
+</file>
+
+<file path=word/header1.xml><?xml version="1.0" encoding="utf-8"?>
+<w:hdr xmlns:m="http://schemas.openxmlformats.org/officeDocument/2006/math" xmlns:mc="http://schemas.openxmlformats.org/markup-compatibility/2006" xmlns:mo="http://schemas.microsoft.com/office/mac/office/2008/main" xmlns:mv="urn:schemas-microsoft-com:mac:vml" xmlns:o="urn:schemas-microsoft-com:office:office" xmlns:r="http://schemas.openxmlformats.org/officeDocument/2006/relationships" xmlns:v="urn:schemas-microsoft-com:vml" xmlns:w10="urn:schemas-microsoft-com:office:word" xmlns:w14="http://schemas.microsoft.com/office/word/2010/wordml" xmlns:w="http://schemas.openxmlformats.org/wordprocessingml/2006/main" xmlns:wne="http://schemas.microsoft.com/office/word/2006/wordml" xmlns:wp14="http://schemas.microsoft.com/office/word/2010/wordprocessingDrawing" xmlns:wp="http://schemas.openxmlformats.org/drawingml/2006/wordprocessingDrawing" xmlns:wpc="http://schemas.microsoft.com/office/word/2010/wordprocessingCanvas" xmlns:wpg="http://schemas.microsoft.com/office/word/2010/wordprocessingGroup" xmlns:wpi="http://schemas.microsoft.com/office/word/2010/wordprocessingInk" xmlns:wps="http://schemas.microsoft.com/office/word/2010/wordprocessingShape" mc:Ignorable="w14 wp14">
+  <w:p>
+    <w:pPr>
+      <w:pStyle w:val="Header"/>
+    </w:pPr>
+  </w:p>
+</w:hdr>
 </file>
 
 <file path=word/numbering.xml><?xml version="1.0" encoding="utf-8"?>
